--- a/docs/02_PRD_Document_File_Platform.docx
+++ b/docs/02_PRD_Document_File_Platform.docx
@@ -1795,7 +1795,7 @@
                 <w:b w:val="0"/>
                 <w:sz w:val="18"/>
               </w:rPr>
-              <w:t>P0</w:t>
+              <w:t>V1.1</w:t>
             </w:r>
           </w:p>
         </w:tc>
@@ -1812,6 +1812,13 @@
                 <w:sz w:val="18"/>
               </w:rPr>
               <w:t>Convert supported PDFs to DOCX with clear limitations and server-processing disclosure where applicable.</w:t>
+            </w:r>
+            <w:r>
+              <w:rPr>
+                <w:b w:val="0"/>
+                <w:sz w:val="18"/>
+              </w:rPr>
+              <w:t xml:space="preserve"> Moved out of the MVP after the M5B fidelity benchmark (ADR-027).</w:t>
             </w:r>
           </w:p>
         </w:tc>
